--- a/public/template/training-notice/B777机型机长转机型理论培训开课通知模板.docx
+++ b/public/template/training-notice/B777机型机长转机型理论培训开课通知模板.docx
@@ -885,7 +885,7 @@
           <w:szCs w:val="32"/>
           <w:lang w:val="en-US" w:eastAsia="zh-CN"/>
         </w:rPr>
-        <w:t xml:space="preserve">                                    {落款单位}</w:t>
+        <w:t xml:space="preserve">                                    南货航飞行部</w:t>
       </w:r>
     </w:p>
     <w:p>
